--- a/example_articles/countries/Colombia/1.countries_Colombia_New_York_Times.docx
+++ b/example_articles/countries/Colombia/1.countries_Colombia_New_York_Times.docx
@@ -29,17 +29,17 @@
     </w:p>
     <w:p>
       <w:r>
-        <w:t>Source File: NYT/41.DOCX</w:t>
+        <w:t>Source file: NYT/41.DOCX</w:t>
       </w:r>
     </w:p>
     <w:p>
       <w:r>
-        <w:t>Raw locations result: ['Colombia']</w:t>
+        <w:t>Raw locations result, 'locations': ['Colombia']</w:t>
       </w:r>
     </w:p>
     <w:p>
       <w:r>
-        <w:t>countries_stand_flat (Standardized): Colombia</w:t>
+        <w:t>Standardized locations result, 'countries_stand_flat': Colombia</w:t>
       </w:r>
     </w:p>
     <w:p>
